--- a/Section-25.docx
+++ b/Section-25.docx
@@ -226,12 +226,16 @@
         <w:pStyle w:val="Heading1"/>
         <w:rPr>
           <w:rFonts w:ascii="Cambria" w:hAnsi="Cambria"/>
+          <w:sz w:val="20"/>
+          <w:szCs w:val="20"/>
         </w:rPr>
       </w:pPr>
       <w:r>
         <w:rPr>
           <w:rFonts w:ascii="Cambria" w:hAnsi="Cambria"/>
           <w:caps w:val="0"/>
+          <w:sz w:val="20"/>
+          <w:szCs w:val="20"/>
         </w:rPr>
         <w:t>RANDOM FOREST (GRID SEARCH)</w:t>
       </w:r>
@@ -350,12 +354,16 @@
         <w:pStyle w:val="Heading1"/>
         <w:rPr>
           <w:rFonts w:ascii="Cambria" w:hAnsi="Cambria"/>
+          <w:sz w:val="20"/>
+          <w:szCs w:val="20"/>
         </w:rPr>
       </w:pPr>
       <w:r>
         <w:rPr>
           <w:rFonts w:ascii="Cambria" w:hAnsi="Cambria"/>
           <w:caps w:val="0"/>
+          <w:sz w:val="20"/>
+          <w:szCs w:val="20"/>
         </w:rPr>
         <w:t>SUMMARY OF GRID SEARCH CV</w:t>
       </w:r>
@@ -423,22 +431,26 @@
         <w:rPr>
           <w:rFonts w:ascii="Cambria" w:hAnsi="Cambria"/>
         </w:rPr>
+        <w:t xml:space="preserve">FINDS BEST MODEL SETTINGS </w:t>
+      </w:r>
+    </w:p>
+    <w:p>
+      <w:pPr>
+        <w:pStyle w:val="Heading1"/>
+        <w:rPr>
+          <w:rFonts w:ascii="Cambria" w:hAnsi="Cambria"/>
+          <w:sz w:val="20"/>
+          <w:szCs w:val="20"/>
+        </w:rPr>
+      </w:pPr>
+      <w:r>
+        <w:rPr>
+          <w:rFonts w:ascii="Cambria" w:hAnsi="Cambria"/>
+          <w:caps w:val="0"/>
+          <w:sz w:val="20"/>
+          <w:szCs w:val="20"/>
+        </w:rPr>
         <w:lastRenderedPageBreak/>
-        <w:t xml:space="preserve">FINDS BEST MODEL SETTINGS </w:t>
-      </w:r>
-    </w:p>
-    <w:p>
-      <w:pPr>
-        <w:pStyle w:val="Heading1"/>
-        <w:rPr>
-          <w:rFonts w:ascii="Cambria" w:hAnsi="Cambria"/>
-        </w:rPr>
-      </w:pPr>
-      <w:r>
-        <w:rPr>
-          <w:rFonts w:ascii="Cambria" w:hAnsi="Cambria"/>
-          <w:caps w:val="0"/>
-        </w:rPr>
         <w:t>ROC CURVE (AREA UNDER CURVE - AUC)</w:t>
       </w:r>
     </w:p>
@@ -585,12 +597,16 @@
         <w:pStyle w:val="Heading1"/>
         <w:rPr>
           <w:rFonts w:ascii="Cambria" w:hAnsi="Cambria"/>
+          <w:sz w:val="20"/>
+          <w:szCs w:val="20"/>
         </w:rPr>
       </w:pPr>
       <w:r>
         <w:rPr>
           <w:rFonts w:ascii="Cambria" w:hAnsi="Cambria"/>
           <w:caps w:val="0"/>
+          <w:sz w:val="20"/>
+          <w:szCs w:val="20"/>
         </w:rPr>
         <w:t>CONFUSION MATRIX</w:t>
       </w:r>
@@ -653,7 +669,20 @@
           <w:rFonts w:ascii="Cambria" w:hAnsi="Cambria"/>
         </w:rPr>
         <w:br/>
-        <w:t>PRINT(CONFUSION_MATRIX(YTEST, Y_PREDS))</w:t>
+        <w:t>YPREDS = LRGS.PREDICT(XTEST)</w:t>
+      </w:r>
+    </w:p>
+    <w:p>
+      <w:pPr>
+        <w:rPr>
+          <w:rFonts w:ascii="Cambria" w:hAnsi="Cambria"/>
+        </w:rPr>
+      </w:pPr>
+      <w:r>
+        <w:rPr>
+          <w:rFonts w:ascii="Cambria" w:hAnsi="Cambria"/>
+        </w:rPr>
+        <w:t>PRINT(CONFUSION_MATRIX(YTEST, YPREDS))</w:t>
       </w:r>
     </w:p>
     <w:p>
@@ -661,12 +690,16 @@
         <w:pStyle w:val="Heading1"/>
         <w:rPr>
           <w:rFonts w:ascii="Cambria" w:hAnsi="Cambria"/>
+          <w:sz w:val="20"/>
+          <w:szCs w:val="20"/>
         </w:rPr>
       </w:pPr>
       <w:r>
         <w:rPr>
           <w:rFonts w:ascii="Cambria" w:hAnsi="Cambria"/>
           <w:caps w:val="0"/>
+          <w:sz w:val="20"/>
+          <w:szCs w:val="20"/>
         </w:rPr>
         <w:t>HEATMAP FOR CONFUSION MATRIX</w:t>
       </w:r>
@@ -729,75 +762,120 @@
         <w:rPr>
           <w:rFonts w:ascii="Cambria" w:hAnsi="Cambria"/>
         </w:rPr>
-        <w:t>DEF PLOTCONFUSION(YTEST, Y_PREDS):</w:t>
-      </w:r>
-      <w:r>
-        <w:rPr>
-          <w:rFonts w:ascii="Cambria" w:hAnsi="Cambria"/>
-        </w:rPr>
-        <w:br/>
-        <w:t xml:space="preserve">    FIG, AX = PLT.SUBPLOTS(FIGSIZE=(3, 3))</w:t>
-      </w:r>
-      <w:r>
-        <w:rPr>
-          <w:rFonts w:ascii="Cambria" w:hAnsi="Cambria"/>
-        </w:rPr>
-        <w:br/>
-      </w:r>
-      <w:r>
-        <w:rPr>
-          <w:rFonts w:ascii="Cambria" w:hAnsi="Cambria"/>
-        </w:rPr>
-        <w:br/>
-        <w:t xml:space="preserve">    AX = SNS.HEATMAP(</w:t>
-      </w:r>
-      <w:r>
-        <w:rPr>
-          <w:rFonts w:ascii="Cambria" w:hAnsi="Cambria"/>
-        </w:rPr>
-        <w:br/>
-        <w:t xml:space="preserve">        CONFUSION_MATRIX(YTEST, Y_PREDS),</w:t>
-      </w:r>
-      <w:r>
-        <w:rPr>
-          <w:rFonts w:ascii="Cambria" w:hAnsi="Cambria"/>
-        </w:rPr>
-        <w:br/>
-        <w:t xml:space="preserve">        ANNOT=TRUE,</w:t>
-      </w:r>
-      <w:r>
-        <w:rPr>
-          <w:rFonts w:ascii="Cambria" w:hAnsi="Cambria"/>
-        </w:rPr>
-        <w:br/>
-        <w:t xml:space="preserve">        CBAR=FALSE</w:t>
-      </w:r>
-      <w:r>
-        <w:rPr>
-          <w:rFonts w:ascii="Cambria" w:hAnsi="Cambria"/>
-        </w:rPr>
-        <w:br/>
-        <w:t xml:space="preserve">    )</w:t>
-      </w:r>
-      <w:r>
-        <w:rPr>
-          <w:rFonts w:ascii="Cambria" w:hAnsi="Cambria"/>
-        </w:rPr>
-        <w:br/>
-      </w:r>
-      <w:r>
-        <w:rPr>
-          <w:rFonts w:ascii="Cambria" w:hAnsi="Cambria"/>
-        </w:rPr>
-        <w:br/>
-        <w:t xml:space="preserve">    PLT.XLABEL("PREDICTED LABEL")</w:t>
-      </w:r>
-      <w:r>
-        <w:rPr>
-          <w:rFonts w:ascii="Cambria" w:hAnsi="Cambria"/>
-        </w:rPr>
-        <w:br/>
-        <w:t xml:space="preserve">    PLT.YLABEL("TRUE LABEL")</w:t>
+        <w:t>SNS.SET(FONT_SCALE=1.5)</w:t>
+      </w:r>
+    </w:p>
+    <w:p>
+      <w:pPr>
+        <w:rPr>
+          <w:rFonts w:ascii="Cambria" w:hAnsi="Cambria"/>
+        </w:rPr>
+      </w:pPr>
+    </w:p>
+    <w:p>
+      <w:pPr>
+        <w:rPr>
+          <w:rFonts w:ascii="Cambria" w:hAnsi="Cambria"/>
+        </w:rPr>
+      </w:pPr>
+      <w:r>
+        <w:rPr>
+          <w:rFonts w:ascii="Cambria" w:hAnsi="Cambria"/>
+        </w:rPr>
+        <w:t>DEF PLOTCONFUSION(YTEST, YPREDS):</w:t>
+      </w:r>
+    </w:p>
+    <w:p>
+      <w:pPr>
+        <w:rPr>
+          <w:rFonts w:ascii="Cambria" w:hAnsi="Cambria"/>
+        </w:rPr>
+      </w:pPr>
+      <w:r>
+        <w:rPr>
+          <w:rFonts w:ascii="Cambria" w:hAnsi="Cambria"/>
+        </w:rPr>
+        <w:t xml:space="preserve">    "THIS IS PLOT FOR CONFUSION MATRIX"</w:t>
+      </w:r>
+    </w:p>
+    <w:p>
+      <w:pPr>
+        <w:rPr>
+          <w:rFonts w:ascii="Cambria" w:hAnsi="Cambria"/>
+        </w:rPr>
+      </w:pPr>
+    </w:p>
+    <w:p>
+      <w:pPr>
+        <w:rPr>
+          <w:rFonts w:ascii="Cambria" w:hAnsi="Cambria"/>
+        </w:rPr>
+      </w:pPr>
+      <w:r>
+        <w:rPr>
+          <w:rFonts w:ascii="Cambria" w:hAnsi="Cambria"/>
+        </w:rPr>
+        <w:t xml:space="preserve">    FIG,AX = PLT.SUBPLOTS(FIGSIZE= (3,3))</w:t>
+      </w:r>
+    </w:p>
+    <w:p>
+      <w:pPr>
+        <w:rPr>
+          <w:rFonts w:ascii="Cambria" w:hAnsi="Cambria"/>
+        </w:rPr>
+      </w:pPr>
+      <w:r>
+        <w:rPr>
+          <w:rFonts w:ascii="Cambria" w:hAnsi="Cambria"/>
+        </w:rPr>
+        <w:t xml:space="preserve">    AX = SNS.HEATMAP(CONFUSION_MATRIX(YTEST,YPREDS),</w:t>
+      </w:r>
+    </w:p>
+    <w:p>
+      <w:pPr>
+        <w:rPr>
+          <w:rFonts w:ascii="Cambria" w:hAnsi="Cambria"/>
+        </w:rPr>
+      </w:pPr>
+      <w:r>
+        <w:rPr>
+          <w:rFonts w:ascii="Cambria" w:hAnsi="Cambria"/>
+        </w:rPr>
+        <w:lastRenderedPageBreak/>
+        <w:t xml:space="preserve">    ANNOT = TRUE,</w:t>
+      </w:r>
+    </w:p>
+    <w:p>
+      <w:pPr>
+        <w:rPr>
+          <w:rFonts w:ascii="Cambria" w:hAnsi="Cambria"/>
+        </w:rPr>
+      </w:pPr>
+      <w:r>
+        <w:rPr>
+          <w:rFonts w:ascii="Cambria" w:hAnsi="Cambria"/>
+        </w:rPr>
+        <w:t xml:space="preserve">    CBAR = FALSE)</w:t>
+      </w:r>
+    </w:p>
+    <w:p>
+      <w:pPr>
+        <w:rPr>
+          <w:rFonts w:ascii="Cambria" w:hAnsi="Cambria"/>
+        </w:rPr>
+      </w:pPr>
+    </w:p>
+    <w:p>
+      <w:pPr>
+        <w:rPr>
+          <w:rFonts w:ascii="Cambria" w:hAnsi="Cambria"/>
+        </w:rPr>
+      </w:pPr>
+      <w:r>
+        <w:rPr>
+          <w:rFonts w:ascii="Cambria" w:hAnsi="Cambria"/>
+        </w:rPr>
+        <w:t>PLOTCONFUSION(YTEST, YPREDS)</w:t>
       </w:r>
     </w:p>
     <w:p>
@@ -812,7 +890,6 @@
           <w:rFonts w:ascii="Cambria" w:hAnsi="Cambria"/>
           <w:caps w:val="0"/>
         </w:rPr>
-        <w:lastRenderedPageBreak/>
         <w:t>CALL FUNCTION</w:t>
       </w:r>
     </w:p>
@@ -834,12 +911,16 @@
         <w:pStyle w:val="Heading1"/>
         <w:rPr>
           <w:rFonts w:ascii="Cambria" w:hAnsi="Cambria"/>
+          <w:sz w:val="20"/>
+          <w:szCs w:val="20"/>
         </w:rPr>
       </w:pPr>
       <w:r>
         <w:rPr>
           <w:rFonts w:ascii="Cambria" w:hAnsi="Cambria"/>
           <w:caps w:val="0"/>
+          <w:sz w:val="20"/>
+          <w:szCs w:val="20"/>
         </w:rPr>
         <w:t>CONFUSION MATRIX TERMS</w:t>
       </w:r>
@@ -1123,6 +1204,843 @@
       <w:pPr>
         <w:rPr>
           <w:rFonts w:ascii="Cambria" w:hAnsi="Cambria"/>
+          <w:b/>
+          <w:bCs/>
+        </w:rPr>
+      </w:pPr>
+    </w:p>
+    <w:p>
+      <w:pPr>
+        <w:pStyle w:val="Heading1"/>
+        <w:rPr>
+          <w:rFonts w:ascii="Cambria" w:hAnsi="Cambria"/>
+          <w:sz w:val="20"/>
+          <w:szCs w:val="20"/>
+        </w:rPr>
+      </w:pPr>
+      <w:r>
+        <w:rPr>
+          <w:rFonts w:ascii="Cambria" w:hAnsi="Cambria"/>
+          <w:caps w:val="0"/>
+          <w:sz w:val="20"/>
+          <w:szCs w:val="20"/>
+        </w:rPr>
+        <w:t>CLASSIFICATION REPORT</w:t>
+      </w:r>
+    </w:p>
+    <w:p>
+      <w:pPr>
+        <w:pStyle w:val="Heading2"/>
+        <w:rPr>
+          <w:rFonts w:ascii="Cambria" w:hAnsi="Cambria"/>
+        </w:rPr>
+      </w:pPr>
+      <w:r>
+        <w:rPr>
+          <w:rFonts w:ascii="Cambria" w:hAnsi="Cambria"/>
+          <w:caps w:val="0"/>
+        </w:rPr>
+        <w:t>PRINT REPORT</w:t>
+      </w:r>
+    </w:p>
+    <w:p>
+      <w:pPr>
+        <w:rPr>
+          <w:rFonts w:ascii="Cambria" w:hAnsi="Cambria"/>
+        </w:rPr>
+      </w:pPr>
+      <w:r>
+        <w:rPr>
+          <w:rFonts w:ascii="Cambria" w:hAnsi="Cambria"/>
+        </w:rPr>
+        <w:t>PRINT(CLASSIFICATION_REPORT(YTEST, YPREDS))</w:t>
+      </w:r>
+    </w:p>
+    <w:p>
+      <w:pPr>
+        <w:pStyle w:val="Heading3"/>
+      </w:pPr>
+      <w:r>
+        <w:t>INCLUDES</w:t>
+      </w:r>
+    </w:p>
+    <w:p>
+      <w:pPr>
+        <w:numPr>
+          <w:ilvl w:val="0"/>
+          <w:numId w:val="6"/>
+        </w:numPr>
+        <w:rPr>
+          <w:rFonts w:ascii="Cambria" w:hAnsi="Cambria"/>
+        </w:rPr>
+      </w:pPr>
+      <w:r>
+        <w:rPr>
+          <w:rFonts w:ascii="Cambria" w:hAnsi="Cambria"/>
+        </w:rPr>
+        <w:t xml:space="preserve">PRECISION → CORRECT POSITIVE PREDICTIONS </w:t>
+      </w:r>
+    </w:p>
+    <w:p>
+      <w:pPr>
+        <w:numPr>
+          <w:ilvl w:val="0"/>
+          <w:numId w:val="6"/>
+        </w:numPr>
+        <w:rPr>
+          <w:rFonts w:ascii="Cambria" w:hAnsi="Cambria"/>
+        </w:rPr>
+      </w:pPr>
+      <w:r>
+        <w:rPr>
+          <w:rFonts w:ascii="Cambria" w:hAnsi="Cambria"/>
+        </w:rPr>
+        <w:t xml:space="preserve">RECALL → HOW MANY ACTUAL POSITIVES WERE FOUND </w:t>
+      </w:r>
+    </w:p>
+    <w:p>
+      <w:pPr>
+        <w:numPr>
+          <w:ilvl w:val="0"/>
+          <w:numId w:val="6"/>
+        </w:numPr>
+        <w:rPr>
+          <w:rFonts w:ascii="Cambria" w:hAnsi="Cambria"/>
+        </w:rPr>
+      </w:pPr>
+      <w:r>
+        <w:rPr>
+          <w:rFonts w:ascii="Cambria" w:hAnsi="Cambria"/>
+        </w:rPr>
+        <w:t xml:space="preserve">F1-SCORE → BALANCE OF PRECISION &amp; RECALL </w:t>
+      </w:r>
+    </w:p>
+    <w:p>
+      <w:pPr>
+        <w:numPr>
+          <w:ilvl w:val="0"/>
+          <w:numId w:val="6"/>
+        </w:numPr>
+        <w:rPr>
+          <w:rFonts w:ascii="Cambria" w:hAnsi="Cambria"/>
+        </w:rPr>
+      </w:pPr>
+      <w:r>
+        <w:rPr>
+          <w:rFonts w:ascii="Cambria" w:hAnsi="Cambria"/>
+        </w:rPr>
+        <w:t xml:space="preserve">SUPPORT → NUMBER OF SAMPLES </w:t>
+      </w:r>
+    </w:p>
+    <w:p>
+      <w:pPr>
+        <w:rPr>
+          <w:rFonts w:ascii="Cambria" w:hAnsi="Cambria"/>
+        </w:rPr>
+      </w:pPr>
+      <w:r>
+        <w:rPr>
+          <w:rFonts w:ascii="Cambria" w:hAnsi="Cambria"/>
+        </w:rPr>
+        <w:t>GIVES FULL PERFORMANCE SUMMARY OF MODEL</w:t>
+      </w:r>
+    </w:p>
+    <w:p>
+      <w:pPr>
+        <w:pStyle w:val="Heading1"/>
+        <w:rPr>
+          <w:rFonts w:ascii="Cambria" w:hAnsi="Cambria"/>
+          <w:sz w:val="20"/>
+          <w:szCs w:val="20"/>
+        </w:rPr>
+      </w:pPr>
+      <w:r>
+        <w:rPr>
+          <w:rFonts w:ascii="Cambria" w:hAnsi="Cambria"/>
+          <w:caps w:val="0"/>
+          <w:sz w:val="20"/>
+          <w:szCs w:val="20"/>
+        </w:rPr>
+        <w:t>CROSS VALIDATION (IMPROVING RELIABILITY)</w:t>
+      </w:r>
+    </w:p>
+    <w:p>
+      <w:pPr>
+        <w:pStyle w:val="Heading2"/>
+        <w:rPr>
+          <w:rFonts w:ascii="Cambria" w:hAnsi="Cambria"/>
+        </w:rPr>
+      </w:pPr>
+      <w:r>
+        <w:rPr>
+          <w:rFonts w:ascii="Cambria" w:hAnsi="Cambria"/>
+          <w:caps w:val="0"/>
+        </w:rPr>
+        <w:t>USE BEST PARAMETERS</w:t>
+      </w:r>
+    </w:p>
+    <w:p>
+      <w:pPr>
+        <w:rPr>
+          <w:rFonts w:ascii="Cambria" w:hAnsi="Cambria"/>
+        </w:rPr>
+      </w:pPr>
+      <w:r>
+        <w:rPr>
+          <w:rFonts w:ascii="Cambria" w:hAnsi="Cambria"/>
+        </w:rPr>
+        <w:t>LR = LOGISTICREGRESSION(C=0.615848211066026, SOLVER='LIBLINEAR')</w:t>
+      </w:r>
+    </w:p>
+    <w:p>
+      <w:pPr>
+        <w:pStyle w:val="Heading2"/>
+        <w:rPr>
+          <w:rFonts w:ascii="Cambria" w:hAnsi="Cambria"/>
+        </w:rPr>
+      </w:pPr>
+      <w:r>
+        <w:rPr>
+          <w:rFonts w:ascii="Cambria" w:hAnsi="Cambria"/>
+          <w:caps w:val="0"/>
+        </w:rPr>
+        <w:t>CROSS VALIDATION SCORES</w:t>
+      </w:r>
+    </w:p>
+    <w:p>
+      <w:pPr>
+        <w:pStyle w:val="Heading3"/>
+        <w:rPr>
+          <w:rFonts w:ascii="Cambria" w:hAnsi="Cambria"/>
+        </w:rPr>
+      </w:pPr>
+      <w:r>
+        <w:rPr>
+          <w:rFonts w:ascii="Cambria" w:hAnsi="Cambria"/>
+          <w:caps w:val="0"/>
+        </w:rPr>
+        <w:t>ACCURACY</w:t>
+      </w:r>
+    </w:p>
+    <w:p>
+      <w:pPr>
+        <w:rPr>
+          <w:rFonts w:ascii="Cambria" w:hAnsi="Cambria"/>
+        </w:rPr>
+      </w:pPr>
+      <w:r>
+        <w:rPr>
+          <w:rFonts w:ascii="Cambria" w:hAnsi="Cambria"/>
+        </w:rPr>
+        <w:lastRenderedPageBreak/>
+        <w:t>CVACCURACY = CROSS_VAL_SCORE(LR, X, Y, CV=7, SCORING="ACCURACY")</w:t>
+      </w:r>
+      <w:r>
+        <w:rPr>
+          <w:rFonts w:ascii="Cambria" w:hAnsi="Cambria"/>
+        </w:rPr>
+        <w:br/>
+        <w:t>CVACCURACY = NP.MEAN(CVACCURACY)</w:t>
+      </w:r>
+    </w:p>
+    <w:p>
+      <w:pPr>
+        <w:pStyle w:val="Heading3"/>
+        <w:rPr>
+          <w:rFonts w:ascii="Cambria" w:hAnsi="Cambria"/>
+        </w:rPr>
+      </w:pPr>
+      <w:r>
+        <w:rPr>
+          <w:rFonts w:ascii="Cambria" w:hAnsi="Cambria"/>
+          <w:caps w:val="0"/>
+        </w:rPr>
+        <w:t>PRECISION</w:t>
+      </w:r>
+    </w:p>
+    <w:p>
+      <w:pPr>
+        <w:rPr>
+          <w:rFonts w:ascii="Cambria" w:hAnsi="Cambria"/>
+        </w:rPr>
+      </w:pPr>
+      <w:r>
+        <w:rPr>
+          <w:rFonts w:ascii="Cambria" w:hAnsi="Cambria"/>
+        </w:rPr>
+        <w:t>CVPRECISION = CROSS_VAL_SCORE(LR, X, Y, CV=7, SCORING="PRECISION")</w:t>
+      </w:r>
+      <w:r>
+        <w:rPr>
+          <w:rFonts w:ascii="Cambria" w:hAnsi="Cambria"/>
+        </w:rPr>
+        <w:br/>
+        <w:t>CVPRECISION = NP.MEAN(CVPRECISION)</w:t>
+      </w:r>
+    </w:p>
+    <w:p>
+      <w:pPr>
+        <w:pStyle w:val="Heading3"/>
+        <w:rPr>
+          <w:rFonts w:ascii="Cambria" w:hAnsi="Cambria"/>
+        </w:rPr>
+      </w:pPr>
+      <w:r>
+        <w:rPr>
+          <w:rFonts w:ascii="Cambria" w:hAnsi="Cambria"/>
+          <w:caps w:val="0"/>
+        </w:rPr>
+        <w:t>RECALL</w:t>
+      </w:r>
+    </w:p>
+    <w:p>
+      <w:pPr>
+        <w:rPr>
+          <w:rFonts w:ascii="Cambria" w:hAnsi="Cambria"/>
+        </w:rPr>
+      </w:pPr>
+      <w:r>
+        <w:rPr>
+          <w:rFonts w:ascii="Cambria" w:hAnsi="Cambria"/>
+        </w:rPr>
+        <w:t>CVRECALL = CROSS_VAL_SCORE(LR, X, Y, CV=7, SCORING="RECALL")</w:t>
+      </w:r>
+      <w:r>
+        <w:rPr>
+          <w:rFonts w:ascii="Cambria" w:hAnsi="Cambria"/>
+        </w:rPr>
+        <w:br/>
+        <w:t>CVRECALL = NP.MEAN(CVRECALL)</w:t>
+      </w:r>
+    </w:p>
+    <w:p>
+      <w:pPr>
+        <w:pStyle w:val="Heading3"/>
+        <w:rPr>
+          <w:rFonts w:ascii="Cambria" w:hAnsi="Cambria"/>
+        </w:rPr>
+      </w:pPr>
+      <w:r>
+        <w:rPr>
+          <w:rFonts w:ascii="Cambria" w:hAnsi="Cambria"/>
+          <w:caps w:val="0"/>
+        </w:rPr>
+        <w:t>F1 SCORE</w:t>
+      </w:r>
+    </w:p>
+    <w:p>
+      <w:pPr>
+        <w:rPr>
+          <w:rFonts w:ascii="Cambria" w:hAnsi="Cambria"/>
+        </w:rPr>
+      </w:pPr>
+      <w:r>
+        <w:rPr>
+          <w:rFonts w:ascii="Cambria" w:hAnsi="Cambria"/>
+        </w:rPr>
+        <w:t>CVF1 = CROSS_VAL_SCORE(LR, X, Y, CV=7, SCORING="F1")</w:t>
+      </w:r>
+      <w:r>
+        <w:rPr>
+          <w:rFonts w:ascii="Cambria" w:hAnsi="Cambria"/>
+        </w:rPr>
+        <w:br/>
+        <w:t>CVF1 = NP.MEAN(CVF1)</w:t>
+      </w:r>
+    </w:p>
+    <w:p>
+      <w:pPr>
+        <w:pStyle w:val="Heading4"/>
+      </w:pPr>
+      <w:r>
+        <w:t>MEANING</w:t>
+      </w:r>
+    </w:p>
+    <w:p>
+      <w:pPr>
+        <w:numPr>
+          <w:ilvl w:val="0"/>
+          <w:numId w:val="7"/>
+        </w:numPr>
+        <w:rPr>
+          <w:rFonts w:ascii="Cambria" w:hAnsi="Cambria"/>
+        </w:rPr>
+      </w:pPr>
+      <w:r>
+        <w:rPr>
+          <w:rFonts w:ascii="Cambria" w:hAnsi="Cambria"/>
+        </w:rPr>
+        <w:t xml:space="preserve">CROSS-VALIDATION SPLITS DATA MULTIPLE TIMES </w:t>
+      </w:r>
+    </w:p>
+    <w:p>
+      <w:pPr>
+        <w:numPr>
+          <w:ilvl w:val="0"/>
+          <w:numId w:val="7"/>
+        </w:numPr>
+        <w:rPr>
+          <w:rFonts w:ascii="Cambria" w:hAnsi="Cambria"/>
+        </w:rPr>
+      </w:pPr>
+      <w:r>
+        <w:rPr>
+          <w:rFonts w:ascii="Cambria" w:hAnsi="Cambria"/>
+        </w:rPr>
+        <w:t xml:space="preserve">GIVES MORE RELIABLE PERFORMANCE THAN SINGLE TEST SPLIT </w:t>
+      </w:r>
+    </w:p>
+    <w:p>
+      <w:pPr>
+        <w:pStyle w:val="Heading1"/>
+        <w:rPr>
+          <w:rFonts w:ascii="Cambria" w:hAnsi="Cambria"/>
+          <w:sz w:val="20"/>
+          <w:szCs w:val="20"/>
+        </w:rPr>
+      </w:pPr>
+      <w:r>
+        <w:rPr>
+          <w:rFonts w:ascii="Cambria" w:hAnsi="Cambria"/>
+          <w:caps w:val="0"/>
+          <w:sz w:val="20"/>
+          <w:szCs w:val="20"/>
+        </w:rPr>
+        <w:t>VISUALIZING CROSS VALIDATION SCORES</w:t>
+      </w:r>
+    </w:p>
+    <w:p>
+      <w:pPr>
+        <w:rPr>
+          <w:rFonts w:ascii="Cambria" w:hAnsi="Cambria"/>
+        </w:rPr>
+      </w:pPr>
+      <w:r>
+        <w:rPr>
+          <w:rFonts w:ascii="Cambria" w:hAnsi="Cambria"/>
+        </w:rPr>
+        <w:t>CVPLOT = PD.DATAFRAME({</w:t>
+      </w:r>
+      <w:r>
+        <w:rPr>
+          <w:rFonts w:ascii="Cambria" w:hAnsi="Cambria"/>
+        </w:rPr>
+        <w:br/>
+        <w:t xml:space="preserve">    "ACCURACY": CVACCURACY,</w:t>
+      </w:r>
+      <w:r>
+        <w:rPr>
+          <w:rFonts w:ascii="Cambria" w:hAnsi="Cambria"/>
+        </w:rPr>
+        <w:br/>
+        <w:t xml:space="preserve">    "PRECISION": CVPRECISION,</w:t>
+      </w:r>
+      <w:r>
+        <w:rPr>
+          <w:rFonts w:ascii="Cambria" w:hAnsi="Cambria"/>
+        </w:rPr>
+        <w:br/>
+        <w:t xml:space="preserve">    "RECALL": CVRECALL,</w:t>
+      </w:r>
+      <w:r>
+        <w:rPr>
+          <w:rFonts w:ascii="Cambria" w:hAnsi="Cambria"/>
+        </w:rPr>
+        <w:br/>
+        <w:t xml:space="preserve">    "F1": CVF1,</w:t>
+      </w:r>
+      <w:r>
+        <w:rPr>
+          <w:rFonts w:ascii="Cambria" w:hAnsi="Cambria"/>
+        </w:rPr>
+        <w:br/>
+        <w:t>}, INDEX=[0])</w:t>
+      </w:r>
+      <w:r>
+        <w:rPr>
+          <w:rFonts w:ascii="Cambria" w:hAnsi="Cambria"/>
+        </w:rPr>
+        <w:br/>
+      </w:r>
+      <w:r>
+        <w:rPr>
+          <w:rFonts w:ascii="Cambria" w:hAnsi="Cambria"/>
+        </w:rPr>
+        <w:br/>
+        <w:t>CVPLOT.T.PLOT.BAR(TITLE="COMPARISON OF METRICS", LEGEND=FALSE)</w:t>
+      </w:r>
+    </w:p>
+    <w:p>
+      <w:pPr>
+        <w:pStyle w:val="Heading2"/>
+      </w:pPr>
+      <w:r>
+        <w:t>PURPOSE</w:t>
+      </w:r>
+    </w:p>
+    <w:p>
+      <w:pPr>
+        <w:rPr>
+          <w:rFonts w:ascii="Cambria" w:hAnsi="Cambria"/>
+        </w:rPr>
+      </w:pPr>
+      <w:r>
+        <w:rPr>
+          <w:rFonts w:ascii="Cambria" w:hAnsi="Cambria"/>
+        </w:rPr>
+        <w:t>COMPARE ALL METRICS IN ONE GRAPH</w:t>
+      </w:r>
+    </w:p>
+    <w:p>
+      <w:pPr>
+        <w:pStyle w:val="Heading1"/>
+        <w:rPr>
+          <w:rFonts w:ascii="Cambria" w:hAnsi="Cambria"/>
+          <w:sz w:val="20"/>
+          <w:szCs w:val="20"/>
+        </w:rPr>
+      </w:pPr>
+      <w:r>
+        <w:rPr>
+          <w:rFonts w:ascii="Cambria" w:hAnsi="Cambria"/>
+          <w:caps w:val="0"/>
+          <w:sz w:val="20"/>
+          <w:szCs w:val="20"/>
+        </w:rPr>
+        <w:t>FEATURE IMPORTANCE (FEATURE IMPROVEMENT)</w:t>
+      </w:r>
+    </w:p>
+    <w:p>
+      <w:pPr>
+        <w:pStyle w:val="Heading2"/>
+        <w:rPr>
+          <w:rFonts w:ascii="Cambria" w:hAnsi="Cambria"/>
+        </w:rPr>
+      </w:pPr>
+      <w:r>
+        <w:rPr>
+          <w:rFonts w:ascii="Cambria" w:hAnsi="Cambria"/>
+          <w:caps w:val="0"/>
+        </w:rPr>
+        <w:t>TRAIN MODEL</w:t>
+      </w:r>
+    </w:p>
+    <w:p>
+      <w:pPr>
+        <w:rPr>
+          <w:rFonts w:ascii="Cambria" w:hAnsi="Cambria"/>
+        </w:rPr>
+      </w:pPr>
+      <w:r>
+        <w:rPr>
+          <w:rFonts w:ascii="Cambria" w:hAnsi="Cambria"/>
+        </w:rPr>
+        <w:t>LR.FIT(XTRAIN, YTRAIN)</w:t>
+      </w:r>
+    </w:p>
+    <w:p>
+      <w:pPr>
+        <w:pStyle w:val="Heading2"/>
+        <w:rPr>
+          <w:rFonts w:ascii="Cambria" w:hAnsi="Cambria"/>
+        </w:rPr>
+      </w:pPr>
+      <w:r>
+        <w:rPr>
+          <w:rFonts w:ascii="Cambria" w:hAnsi="Cambria"/>
+          <w:caps w:val="0"/>
+        </w:rPr>
+        <w:t>GET COEFFICIENTS</w:t>
+      </w:r>
+    </w:p>
+    <w:p>
+      <w:pPr>
+        <w:rPr>
+          <w:rFonts w:ascii="Cambria" w:hAnsi="Cambria"/>
+        </w:rPr>
+      </w:pPr>
+      <w:r>
+        <w:rPr>
+          <w:rFonts w:ascii="Cambria" w:hAnsi="Cambria"/>
+        </w:rPr>
+        <w:t>LR.COEF_</w:t>
+      </w:r>
+    </w:p>
+    <w:p>
+      <w:pPr>
+        <w:pStyle w:val="Heading2"/>
+        <w:rPr>
+          <w:rFonts w:ascii="Cambria" w:hAnsi="Cambria"/>
+        </w:rPr>
+      </w:pPr>
+      <w:r>
+        <w:rPr>
+          <w:rFonts w:ascii="Cambria" w:hAnsi="Cambria"/>
+          <w:caps w:val="0"/>
+        </w:rPr>
+        <w:t>MAP FEATURES WITH VALUES</w:t>
+      </w:r>
+    </w:p>
+    <w:p>
+      <w:pPr>
+        <w:rPr>
+          <w:rFonts w:ascii="Cambria" w:hAnsi="Cambria"/>
+        </w:rPr>
+      </w:pPr>
+      <w:r>
+        <w:rPr>
+          <w:rFonts w:ascii="Cambria" w:hAnsi="Cambria"/>
+        </w:rPr>
+        <w:t>FINALCOEF = DICT(ZIP(DF.COLUMNS, LIST(LR.COEF_[0])))</w:t>
+      </w:r>
+      <w:r>
+        <w:rPr>
+          <w:rFonts w:ascii="Cambria" w:hAnsi="Cambria"/>
+        </w:rPr>
+        <w:br/>
+        <w:t>FINALCOEF</w:t>
+      </w:r>
+    </w:p>
+    <w:p>
+      <w:pPr>
+        <w:pStyle w:val="Heading2"/>
+        <w:rPr>
+          <w:rFonts w:ascii="Cambria" w:hAnsi="Cambria"/>
+        </w:rPr>
+      </w:pPr>
+      <w:r>
+        <w:rPr>
+          <w:rFonts w:ascii="Cambria" w:hAnsi="Cambria"/>
+          <w:caps w:val="0"/>
+        </w:rPr>
+        <w:t>CONVERT TO DATAFRAME &amp; PLOT</w:t>
+      </w:r>
+    </w:p>
+    <w:p>
+      <w:pPr>
+        <w:rPr>
+          <w:rFonts w:ascii="Cambria" w:hAnsi="Cambria"/>
+        </w:rPr>
+      </w:pPr>
+      <w:r>
+        <w:rPr>
+          <w:rFonts w:ascii="Cambria" w:hAnsi="Cambria"/>
+        </w:rPr>
+        <w:lastRenderedPageBreak/>
+        <w:t>FEATURES = PD.DATAFRAME(FINALCOEF, INDEX=[0])</w:t>
+      </w:r>
+      <w:r>
+        <w:rPr>
+          <w:rFonts w:ascii="Cambria" w:hAnsi="Cambria"/>
+        </w:rPr>
+        <w:br/>
+      </w:r>
+      <w:r>
+        <w:rPr>
+          <w:rFonts w:ascii="Cambria" w:hAnsi="Cambria"/>
+        </w:rPr>
+        <w:br/>
+        <w:t>FEATURES.T.PLOT.BAR(</w:t>
+      </w:r>
+      <w:r>
+        <w:rPr>
+          <w:rFonts w:ascii="Cambria" w:hAnsi="Cambria"/>
+        </w:rPr>
+        <w:br/>
+        <w:t xml:space="preserve">    TITLE="IMPORTANCE OF FEATURES",</w:t>
+      </w:r>
+      <w:r>
+        <w:rPr>
+          <w:rFonts w:ascii="Cambria" w:hAnsi="Cambria"/>
+        </w:rPr>
+        <w:br/>
+        <w:t xml:space="preserve">    LEGEND=FALSE</w:t>
+      </w:r>
+      <w:r>
+        <w:rPr>
+          <w:rFonts w:ascii="Cambria" w:hAnsi="Cambria"/>
+        </w:rPr>
+        <w:br/>
+        <w:t>)</w:t>
+      </w:r>
+    </w:p>
+    <w:p>
+      <w:pPr>
+        <w:pStyle w:val="Heading3"/>
+      </w:pPr>
+      <w:r>
+        <w:t>MEANING</w:t>
+      </w:r>
+    </w:p>
+    <w:p>
+      <w:pPr>
+        <w:numPr>
+          <w:ilvl w:val="0"/>
+          <w:numId w:val="8"/>
+        </w:numPr>
+        <w:rPr>
+          <w:rFonts w:ascii="Cambria" w:hAnsi="Cambria"/>
+        </w:rPr>
+      </w:pPr>
+      <w:r>
+        <w:rPr>
+          <w:rFonts w:ascii="Cambria" w:hAnsi="Cambria"/>
+        </w:rPr>
+        <w:t xml:space="preserve">SHOWS WHICH FEATURES ARE IMPORTANT </w:t>
+      </w:r>
+    </w:p>
+    <w:p>
+      <w:pPr>
+        <w:numPr>
+          <w:ilvl w:val="0"/>
+          <w:numId w:val="8"/>
+        </w:numPr>
+        <w:rPr>
+          <w:rFonts w:ascii="Cambria" w:hAnsi="Cambria"/>
+        </w:rPr>
+      </w:pPr>
+      <w:r>
+        <w:rPr>
+          <w:rFonts w:ascii="Cambria" w:hAnsi="Cambria"/>
+        </w:rPr>
+        <w:t xml:space="preserve">POSITIVE VALUE → INCREASES CHANCE OF DISEASE </w:t>
+      </w:r>
+    </w:p>
+    <w:p>
+      <w:pPr>
+        <w:numPr>
+          <w:ilvl w:val="0"/>
+          <w:numId w:val="8"/>
+        </w:numPr>
+        <w:rPr>
+          <w:rFonts w:ascii="Cambria" w:hAnsi="Cambria"/>
+        </w:rPr>
+      </w:pPr>
+      <w:r>
+        <w:rPr>
+          <w:rFonts w:ascii="Cambria" w:hAnsi="Cambria"/>
+        </w:rPr>
+        <w:t xml:space="preserve">NEGATIVE VALUE → DECREASES CHANCE </w:t>
+      </w:r>
+    </w:p>
+    <w:p>
+      <w:pPr>
+        <w:pStyle w:val="Heading1"/>
+        <w:rPr>
+          <w:rFonts w:ascii="Cambria" w:hAnsi="Cambria"/>
+          <w:sz w:val="20"/>
+          <w:szCs w:val="20"/>
+        </w:rPr>
+      </w:pPr>
+      <w:r>
+        <w:rPr>
+          <w:rFonts w:ascii="Cambria" w:hAnsi="Cambria"/>
+          <w:caps w:val="0"/>
+          <w:sz w:val="20"/>
+          <w:szCs w:val="20"/>
+        </w:rPr>
+        <w:t xml:space="preserve">CONCLUSION </w:t>
+      </w:r>
+    </w:p>
+    <w:p>
+      <w:pPr>
+        <w:pStyle w:val="Heading2"/>
+        <w:rPr>
+          <w:rFonts w:ascii="Cambria" w:hAnsi="Cambria"/>
+        </w:rPr>
+      </w:pPr>
+      <w:r>
+        <w:rPr>
+          <w:rFonts w:ascii="Cambria" w:hAnsi="Cambria"/>
+          <w:caps w:val="0"/>
+        </w:rPr>
+        <w:t>WHAT TO INCLUDE</w:t>
+      </w:r>
+    </w:p>
+    <w:p>
+      <w:pPr>
+        <w:numPr>
+          <w:ilvl w:val="0"/>
+          <w:numId w:val="9"/>
+        </w:numPr>
+        <w:rPr>
+          <w:rFonts w:ascii="Cambria" w:hAnsi="Cambria"/>
+        </w:rPr>
+      </w:pPr>
+      <w:r>
+        <w:rPr>
+          <w:rFonts w:ascii="Cambria" w:hAnsi="Cambria"/>
+        </w:rPr>
+        <w:t xml:space="preserve">BEST MODEL SELECTED → LOGISTIC REGRESSION </w:t>
+      </w:r>
+    </w:p>
+    <w:p>
+      <w:pPr>
+        <w:numPr>
+          <w:ilvl w:val="0"/>
+          <w:numId w:val="9"/>
+        </w:numPr>
+        <w:rPr>
+          <w:rFonts w:ascii="Cambria" w:hAnsi="Cambria"/>
+        </w:rPr>
+      </w:pPr>
+      <w:r>
+        <w:rPr>
+          <w:rFonts w:ascii="Cambria" w:hAnsi="Cambria"/>
+        </w:rPr>
+        <w:t xml:space="preserve">PERFORMANCE METRICS → ACCURACY, PRECISION, RECALL, F1 </w:t>
+      </w:r>
+    </w:p>
+    <w:p>
+      <w:pPr>
+        <w:numPr>
+          <w:ilvl w:val="0"/>
+          <w:numId w:val="9"/>
+        </w:numPr>
+        <w:rPr>
+          <w:rFonts w:ascii="Cambria" w:hAnsi="Cambria"/>
+        </w:rPr>
+      </w:pPr>
+      <w:r>
+        <w:rPr>
+          <w:rFonts w:ascii="Cambria" w:hAnsi="Cambria"/>
+        </w:rPr>
+        <w:t xml:space="preserve">CROSS-VALIDATION RESULTS → STABLE PERFORMANCE </w:t>
+      </w:r>
+    </w:p>
+    <w:p>
+      <w:pPr>
+        <w:numPr>
+          <w:ilvl w:val="0"/>
+          <w:numId w:val="9"/>
+        </w:numPr>
+        <w:rPr>
+          <w:rFonts w:ascii="Cambria" w:hAnsi="Cambria"/>
+        </w:rPr>
+      </w:pPr>
+      <w:r>
+        <w:rPr>
+          <w:rFonts w:ascii="Cambria" w:hAnsi="Cambria"/>
+        </w:rPr>
+        <w:t xml:space="preserve">IMPORTANT FEATURES IDENTIFIED </w:t>
+      </w:r>
+    </w:p>
+    <w:p>
+      <w:pPr>
+        <w:ind w:left="360"/>
+        <w:rPr>
+          <w:rFonts w:ascii="Cambria" w:hAnsi="Cambria"/>
+          <w:b/>
+          <w:bCs/>
+        </w:rPr>
+      </w:pPr>
+    </w:p>
+    <w:p>
+      <w:pPr>
+        <w:rPr>
+          <w:rFonts w:ascii="Cambria" w:hAnsi="Cambria"/>
+          <w:b/>
+          <w:bCs/>
         </w:rPr>
       </w:pPr>
     </w:p>
@@ -1437,6 +2355,304 @@
     </w:lvl>
   </w:abstractNum>
   <w:abstractNum w:abstractNumId="2" w15:restartNumberingAfterBreak="0">
+    <w:nsid w:val="19784E16"/>
+    <w:multiLevelType w:val="multilevel"/>
+    <w:tmpl w:val="B81CB99C"/>
+    <w:lvl w:ilvl="0">
+      <w:start w:val="1"/>
+      <w:numFmt w:val="bullet"/>
+      <w:lvlText w:val=""/>
+      <w:lvlJc w:val="left"/>
+      <w:pPr>
+        <w:tabs>
+          <w:tab w:val="num" w:pos="720"/>
+        </w:tabs>
+        <w:ind w:left="720" w:hanging="360"/>
+      </w:pPr>
+      <w:rPr>
+        <w:rFonts w:ascii="Symbol" w:hAnsi="Symbol" w:hint="default"/>
+        <w:sz w:val="20"/>
+      </w:rPr>
+    </w:lvl>
+    <w:lvl w:ilvl="1" w:tentative="1">
+      <w:start w:val="1"/>
+      <w:numFmt w:val="bullet"/>
+      <w:lvlText w:val="o"/>
+      <w:lvlJc w:val="left"/>
+      <w:pPr>
+        <w:tabs>
+          <w:tab w:val="num" w:pos="1440"/>
+        </w:tabs>
+        <w:ind w:left="1440" w:hanging="360"/>
+      </w:pPr>
+      <w:rPr>
+        <w:rFonts w:ascii="Courier New" w:hAnsi="Courier New" w:hint="default"/>
+        <w:sz w:val="20"/>
+      </w:rPr>
+    </w:lvl>
+    <w:lvl w:ilvl="2" w:tentative="1">
+      <w:start w:val="1"/>
+      <w:numFmt w:val="bullet"/>
+      <w:lvlText w:val=""/>
+      <w:lvlJc w:val="left"/>
+      <w:pPr>
+        <w:tabs>
+          <w:tab w:val="num" w:pos="2160"/>
+        </w:tabs>
+        <w:ind w:left="2160" w:hanging="360"/>
+      </w:pPr>
+      <w:rPr>
+        <w:rFonts w:ascii="Wingdings" w:hAnsi="Wingdings" w:hint="default"/>
+        <w:sz w:val="20"/>
+      </w:rPr>
+    </w:lvl>
+    <w:lvl w:ilvl="3" w:tentative="1">
+      <w:start w:val="1"/>
+      <w:numFmt w:val="bullet"/>
+      <w:lvlText w:val=""/>
+      <w:lvlJc w:val="left"/>
+      <w:pPr>
+        <w:tabs>
+          <w:tab w:val="num" w:pos="2880"/>
+        </w:tabs>
+        <w:ind w:left="2880" w:hanging="360"/>
+      </w:pPr>
+      <w:rPr>
+        <w:rFonts w:ascii="Wingdings" w:hAnsi="Wingdings" w:hint="default"/>
+        <w:sz w:val="20"/>
+      </w:rPr>
+    </w:lvl>
+    <w:lvl w:ilvl="4" w:tentative="1">
+      <w:start w:val="1"/>
+      <w:numFmt w:val="bullet"/>
+      <w:lvlText w:val=""/>
+      <w:lvlJc w:val="left"/>
+      <w:pPr>
+        <w:tabs>
+          <w:tab w:val="num" w:pos="3600"/>
+        </w:tabs>
+        <w:ind w:left="3600" w:hanging="360"/>
+      </w:pPr>
+      <w:rPr>
+        <w:rFonts w:ascii="Wingdings" w:hAnsi="Wingdings" w:hint="default"/>
+        <w:sz w:val="20"/>
+      </w:rPr>
+    </w:lvl>
+    <w:lvl w:ilvl="5" w:tentative="1">
+      <w:start w:val="1"/>
+      <w:numFmt w:val="bullet"/>
+      <w:lvlText w:val=""/>
+      <w:lvlJc w:val="left"/>
+      <w:pPr>
+        <w:tabs>
+          <w:tab w:val="num" w:pos="4320"/>
+        </w:tabs>
+        <w:ind w:left="4320" w:hanging="360"/>
+      </w:pPr>
+      <w:rPr>
+        <w:rFonts w:ascii="Wingdings" w:hAnsi="Wingdings" w:hint="default"/>
+        <w:sz w:val="20"/>
+      </w:rPr>
+    </w:lvl>
+    <w:lvl w:ilvl="6" w:tentative="1">
+      <w:start w:val="1"/>
+      <w:numFmt w:val="bullet"/>
+      <w:lvlText w:val=""/>
+      <w:lvlJc w:val="left"/>
+      <w:pPr>
+        <w:tabs>
+          <w:tab w:val="num" w:pos="5040"/>
+        </w:tabs>
+        <w:ind w:left="5040" w:hanging="360"/>
+      </w:pPr>
+      <w:rPr>
+        <w:rFonts w:ascii="Wingdings" w:hAnsi="Wingdings" w:hint="default"/>
+        <w:sz w:val="20"/>
+      </w:rPr>
+    </w:lvl>
+    <w:lvl w:ilvl="7" w:tentative="1">
+      <w:start w:val="1"/>
+      <w:numFmt w:val="bullet"/>
+      <w:lvlText w:val=""/>
+      <w:lvlJc w:val="left"/>
+      <w:pPr>
+        <w:tabs>
+          <w:tab w:val="num" w:pos="5760"/>
+        </w:tabs>
+        <w:ind w:left="5760" w:hanging="360"/>
+      </w:pPr>
+      <w:rPr>
+        <w:rFonts w:ascii="Wingdings" w:hAnsi="Wingdings" w:hint="default"/>
+        <w:sz w:val="20"/>
+      </w:rPr>
+    </w:lvl>
+    <w:lvl w:ilvl="8" w:tentative="1">
+      <w:start w:val="1"/>
+      <w:numFmt w:val="bullet"/>
+      <w:lvlText w:val=""/>
+      <w:lvlJc w:val="left"/>
+      <w:pPr>
+        <w:tabs>
+          <w:tab w:val="num" w:pos="6480"/>
+        </w:tabs>
+        <w:ind w:left="6480" w:hanging="360"/>
+      </w:pPr>
+      <w:rPr>
+        <w:rFonts w:ascii="Wingdings" w:hAnsi="Wingdings" w:hint="default"/>
+        <w:sz w:val="20"/>
+      </w:rPr>
+    </w:lvl>
+  </w:abstractNum>
+  <w:abstractNum w:abstractNumId="3" w15:restartNumberingAfterBreak="0">
+    <w:nsid w:val="28921AED"/>
+    <w:multiLevelType w:val="multilevel"/>
+    <w:tmpl w:val="789EABA0"/>
+    <w:lvl w:ilvl="0">
+      <w:start w:val="1"/>
+      <w:numFmt w:val="bullet"/>
+      <w:lvlText w:val=""/>
+      <w:lvlJc w:val="left"/>
+      <w:pPr>
+        <w:tabs>
+          <w:tab w:val="num" w:pos="720"/>
+        </w:tabs>
+        <w:ind w:left="720" w:hanging="360"/>
+      </w:pPr>
+      <w:rPr>
+        <w:rFonts w:ascii="Symbol" w:hAnsi="Symbol" w:hint="default"/>
+        <w:sz w:val="20"/>
+      </w:rPr>
+    </w:lvl>
+    <w:lvl w:ilvl="1" w:tentative="1">
+      <w:start w:val="1"/>
+      <w:numFmt w:val="bullet"/>
+      <w:lvlText w:val="o"/>
+      <w:lvlJc w:val="left"/>
+      <w:pPr>
+        <w:tabs>
+          <w:tab w:val="num" w:pos="1440"/>
+        </w:tabs>
+        <w:ind w:left="1440" w:hanging="360"/>
+      </w:pPr>
+      <w:rPr>
+        <w:rFonts w:ascii="Courier New" w:hAnsi="Courier New" w:hint="default"/>
+        <w:sz w:val="20"/>
+      </w:rPr>
+    </w:lvl>
+    <w:lvl w:ilvl="2" w:tentative="1">
+      <w:start w:val="1"/>
+      <w:numFmt w:val="bullet"/>
+      <w:lvlText w:val=""/>
+      <w:lvlJc w:val="left"/>
+      <w:pPr>
+        <w:tabs>
+          <w:tab w:val="num" w:pos="2160"/>
+        </w:tabs>
+        <w:ind w:left="2160" w:hanging="360"/>
+      </w:pPr>
+      <w:rPr>
+        <w:rFonts w:ascii="Wingdings" w:hAnsi="Wingdings" w:hint="default"/>
+        <w:sz w:val="20"/>
+      </w:rPr>
+    </w:lvl>
+    <w:lvl w:ilvl="3" w:tentative="1">
+      <w:start w:val="1"/>
+      <w:numFmt w:val="bullet"/>
+      <w:lvlText w:val=""/>
+      <w:lvlJc w:val="left"/>
+      <w:pPr>
+        <w:tabs>
+          <w:tab w:val="num" w:pos="2880"/>
+        </w:tabs>
+        <w:ind w:left="2880" w:hanging="360"/>
+      </w:pPr>
+      <w:rPr>
+        <w:rFonts w:ascii="Wingdings" w:hAnsi="Wingdings" w:hint="default"/>
+        <w:sz w:val="20"/>
+      </w:rPr>
+    </w:lvl>
+    <w:lvl w:ilvl="4" w:tentative="1">
+      <w:start w:val="1"/>
+      <w:numFmt w:val="bullet"/>
+      <w:lvlText w:val=""/>
+      <w:lvlJc w:val="left"/>
+      <w:pPr>
+        <w:tabs>
+          <w:tab w:val="num" w:pos="3600"/>
+        </w:tabs>
+        <w:ind w:left="3600" w:hanging="360"/>
+      </w:pPr>
+      <w:rPr>
+        <w:rFonts w:ascii="Wingdings" w:hAnsi="Wingdings" w:hint="default"/>
+        <w:sz w:val="20"/>
+      </w:rPr>
+    </w:lvl>
+    <w:lvl w:ilvl="5" w:tentative="1">
+      <w:start w:val="1"/>
+      <w:numFmt w:val="bullet"/>
+      <w:lvlText w:val=""/>
+      <w:lvlJc w:val="left"/>
+      <w:pPr>
+        <w:tabs>
+          <w:tab w:val="num" w:pos="4320"/>
+        </w:tabs>
+        <w:ind w:left="4320" w:hanging="360"/>
+      </w:pPr>
+      <w:rPr>
+        <w:rFonts w:ascii="Wingdings" w:hAnsi="Wingdings" w:hint="default"/>
+        <w:sz w:val="20"/>
+      </w:rPr>
+    </w:lvl>
+    <w:lvl w:ilvl="6" w:tentative="1">
+      <w:start w:val="1"/>
+      <w:numFmt w:val="bullet"/>
+      <w:lvlText w:val=""/>
+      <w:lvlJc w:val="left"/>
+      <w:pPr>
+        <w:tabs>
+          <w:tab w:val="num" w:pos="5040"/>
+        </w:tabs>
+        <w:ind w:left="5040" w:hanging="360"/>
+      </w:pPr>
+      <w:rPr>
+        <w:rFonts w:ascii="Wingdings" w:hAnsi="Wingdings" w:hint="default"/>
+        <w:sz w:val="20"/>
+      </w:rPr>
+    </w:lvl>
+    <w:lvl w:ilvl="7" w:tentative="1">
+      <w:start w:val="1"/>
+      <w:numFmt w:val="bullet"/>
+      <w:lvlText w:val=""/>
+      <w:lvlJc w:val="left"/>
+      <w:pPr>
+        <w:tabs>
+          <w:tab w:val="num" w:pos="5760"/>
+        </w:tabs>
+        <w:ind w:left="5760" w:hanging="360"/>
+      </w:pPr>
+      <w:rPr>
+        <w:rFonts w:ascii="Wingdings" w:hAnsi="Wingdings" w:hint="default"/>
+        <w:sz w:val="20"/>
+      </w:rPr>
+    </w:lvl>
+    <w:lvl w:ilvl="8" w:tentative="1">
+      <w:start w:val="1"/>
+      <w:numFmt w:val="bullet"/>
+      <w:lvlText w:val=""/>
+      <w:lvlJc w:val="left"/>
+      <w:pPr>
+        <w:tabs>
+          <w:tab w:val="num" w:pos="6480"/>
+        </w:tabs>
+        <w:ind w:left="6480" w:hanging="360"/>
+      </w:pPr>
+      <w:rPr>
+        <w:rFonts w:ascii="Wingdings" w:hAnsi="Wingdings" w:hint="default"/>
+        <w:sz w:val="20"/>
+      </w:rPr>
+    </w:lvl>
+  </w:abstractNum>
+  <w:abstractNum w:abstractNumId="4" w15:restartNumberingAfterBreak="0">
     <w:nsid w:val="2E7B600E"/>
     <w:multiLevelType w:val="multilevel"/>
     <w:tmpl w:val="AB7E7262"/>
@@ -1585,7 +2801,7 @@
       </w:rPr>
     </w:lvl>
   </w:abstractNum>
-  <w:abstractNum w:abstractNumId="3" w15:restartNumberingAfterBreak="0">
+  <w:abstractNum w:abstractNumId="5" w15:restartNumberingAfterBreak="0">
     <w:nsid w:val="31BC24FE"/>
     <w:multiLevelType w:val="multilevel"/>
     <w:tmpl w:val="B8B46BA8"/>
@@ -1734,7 +2950,156 @@
       </w:rPr>
     </w:lvl>
   </w:abstractNum>
-  <w:abstractNum w:abstractNumId="4" w15:restartNumberingAfterBreak="0">
+  <w:abstractNum w:abstractNumId="6" w15:restartNumberingAfterBreak="0">
+    <w:nsid w:val="509F3339"/>
+    <w:multiLevelType w:val="multilevel"/>
+    <w:tmpl w:val="912CDF52"/>
+    <w:lvl w:ilvl="0">
+      <w:start w:val="1"/>
+      <w:numFmt w:val="bullet"/>
+      <w:lvlText w:val=""/>
+      <w:lvlJc w:val="left"/>
+      <w:pPr>
+        <w:tabs>
+          <w:tab w:val="num" w:pos="720"/>
+        </w:tabs>
+        <w:ind w:left="720" w:hanging="360"/>
+      </w:pPr>
+      <w:rPr>
+        <w:rFonts w:ascii="Symbol" w:hAnsi="Symbol" w:hint="default"/>
+        <w:sz w:val="20"/>
+      </w:rPr>
+    </w:lvl>
+    <w:lvl w:ilvl="1" w:tentative="1">
+      <w:start w:val="1"/>
+      <w:numFmt w:val="bullet"/>
+      <w:lvlText w:val="o"/>
+      <w:lvlJc w:val="left"/>
+      <w:pPr>
+        <w:tabs>
+          <w:tab w:val="num" w:pos="1440"/>
+        </w:tabs>
+        <w:ind w:left="1440" w:hanging="360"/>
+      </w:pPr>
+      <w:rPr>
+        <w:rFonts w:ascii="Courier New" w:hAnsi="Courier New" w:hint="default"/>
+        <w:sz w:val="20"/>
+      </w:rPr>
+    </w:lvl>
+    <w:lvl w:ilvl="2" w:tentative="1">
+      <w:start w:val="1"/>
+      <w:numFmt w:val="bullet"/>
+      <w:lvlText w:val=""/>
+      <w:lvlJc w:val="left"/>
+      <w:pPr>
+        <w:tabs>
+          <w:tab w:val="num" w:pos="2160"/>
+        </w:tabs>
+        <w:ind w:left="2160" w:hanging="360"/>
+      </w:pPr>
+      <w:rPr>
+        <w:rFonts w:ascii="Wingdings" w:hAnsi="Wingdings" w:hint="default"/>
+        <w:sz w:val="20"/>
+      </w:rPr>
+    </w:lvl>
+    <w:lvl w:ilvl="3" w:tentative="1">
+      <w:start w:val="1"/>
+      <w:numFmt w:val="bullet"/>
+      <w:lvlText w:val=""/>
+      <w:lvlJc w:val="left"/>
+      <w:pPr>
+        <w:tabs>
+          <w:tab w:val="num" w:pos="2880"/>
+        </w:tabs>
+        <w:ind w:left="2880" w:hanging="360"/>
+      </w:pPr>
+      <w:rPr>
+        <w:rFonts w:ascii="Wingdings" w:hAnsi="Wingdings" w:hint="default"/>
+        <w:sz w:val="20"/>
+      </w:rPr>
+    </w:lvl>
+    <w:lvl w:ilvl="4" w:tentative="1">
+      <w:start w:val="1"/>
+      <w:numFmt w:val="bullet"/>
+      <w:lvlText w:val=""/>
+      <w:lvlJc w:val="left"/>
+      <w:pPr>
+        <w:tabs>
+          <w:tab w:val="num" w:pos="3600"/>
+        </w:tabs>
+        <w:ind w:left="3600" w:hanging="360"/>
+      </w:pPr>
+      <w:rPr>
+        <w:rFonts w:ascii="Wingdings" w:hAnsi="Wingdings" w:hint="default"/>
+        <w:sz w:val="20"/>
+      </w:rPr>
+    </w:lvl>
+    <w:lvl w:ilvl="5" w:tentative="1">
+      <w:start w:val="1"/>
+      <w:numFmt w:val="bullet"/>
+      <w:lvlText w:val=""/>
+      <w:lvlJc w:val="left"/>
+      <w:pPr>
+        <w:tabs>
+          <w:tab w:val="num" w:pos="4320"/>
+        </w:tabs>
+        <w:ind w:left="4320" w:hanging="360"/>
+      </w:pPr>
+      <w:rPr>
+        <w:rFonts w:ascii="Wingdings" w:hAnsi="Wingdings" w:hint="default"/>
+        <w:sz w:val="20"/>
+      </w:rPr>
+    </w:lvl>
+    <w:lvl w:ilvl="6" w:tentative="1">
+      <w:start w:val="1"/>
+      <w:numFmt w:val="bullet"/>
+      <w:lvlText w:val=""/>
+      <w:lvlJc w:val="left"/>
+      <w:pPr>
+        <w:tabs>
+          <w:tab w:val="num" w:pos="5040"/>
+        </w:tabs>
+        <w:ind w:left="5040" w:hanging="360"/>
+      </w:pPr>
+      <w:rPr>
+        <w:rFonts w:ascii="Wingdings" w:hAnsi="Wingdings" w:hint="default"/>
+        <w:sz w:val="20"/>
+      </w:rPr>
+    </w:lvl>
+    <w:lvl w:ilvl="7" w:tentative="1">
+      <w:start w:val="1"/>
+      <w:numFmt w:val="bullet"/>
+      <w:lvlText w:val=""/>
+      <w:lvlJc w:val="left"/>
+      <w:pPr>
+        <w:tabs>
+          <w:tab w:val="num" w:pos="5760"/>
+        </w:tabs>
+        <w:ind w:left="5760" w:hanging="360"/>
+      </w:pPr>
+      <w:rPr>
+        <w:rFonts w:ascii="Wingdings" w:hAnsi="Wingdings" w:hint="default"/>
+        <w:sz w:val="20"/>
+      </w:rPr>
+    </w:lvl>
+    <w:lvl w:ilvl="8" w:tentative="1">
+      <w:start w:val="1"/>
+      <w:numFmt w:val="bullet"/>
+      <w:lvlText w:val=""/>
+      <w:lvlJc w:val="left"/>
+      <w:pPr>
+        <w:tabs>
+          <w:tab w:val="num" w:pos="6480"/>
+        </w:tabs>
+        <w:ind w:left="6480" w:hanging="360"/>
+      </w:pPr>
+      <w:rPr>
+        <w:rFonts w:ascii="Wingdings" w:hAnsi="Wingdings" w:hint="default"/>
+        <w:sz w:val="20"/>
+      </w:rPr>
+    </w:lvl>
+  </w:abstractNum>
+  <w:abstractNum w:abstractNumId="7" w15:restartNumberingAfterBreak="0">
     <w:nsid w:val="53022E03"/>
     <w:multiLevelType w:val="multilevel"/>
     <w:tmpl w:val="AC1EA3EC"/>
@@ -1883,20 +3248,181 @@
       </w:rPr>
     </w:lvl>
   </w:abstractNum>
+  <w:abstractNum w:abstractNumId="8" w15:restartNumberingAfterBreak="0">
+    <w:nsid w:val="79156B3E"/>
+    <w:multiLevelType w:val="multilevel"/>
+    <w:tmpl w:val="ED7E9162"/>
+    <w:lvl w:ilvl="0">
+      <w:start w:val="1"/>
+      <w:numFmt w:val="bullet"/>
+      <w:lvlText w:val=""/>
+      <w:lvlJc w:val="left"/>
+      <w:pPr>
+        <w:tabs>
+          <w:tab w:val="num" w:pos="720"/>
+        </w:tabs>
+        <w:ind w:left="720" w:hanging="360"/>
+      </w:pPr>
+      <w:rPr>
+        <w:rFonts w:ascii="Symbol" w:hAnsi="Symbol" w:hint="default"/>
+        <w:sz w:val="20"/>
+      </w:rPr>
+    </w:lvl>
+    <w:lvl w:ilvl="1" w:tentative="1">
+      <w:start w:val="1"/>
+      <w:numFmt w:val="bullet"/>
+      <w:lvlText w:val="o"/>
+      <w:lvlJc w:val="left"/>
+      <w:pPr>
+        <w:tabs>
+          <w:tab w:val="num" w:pos="1440"/>
+        </w:tabs>
+        <w:ind w:left="1440" w:hanging="360"/>
+      </w:pPr>
+      <w:rPr>
+        <w:rFonts w:ascii="Courier New" w:hAnsi="Courier New" w:hint="default"/>
+        <w:sz w:val="20"/>
+      </w:rPr>
+    </w:lvl>
+    <w:lvl w:ilvl="2" w:tentative="1">
+      <w:start w:val="1"/>
+      <w:numFmt w:val="bullet"/>
+      <w:lvlText w:val=""/>
+      <w:lvlJc w:val="left"/>
+      <w:pPr>
+        <w:tabs>
+          <w:tab w:val="num" w:pos="2160"/>
+        </w:tabs>
+        <w:ind w:left="2160" w:hanging="360"/>
+      </w:pPr>
+      <w:rPr>
+        <w:rFonts w:ascii="Wingdings" w:hAnsi="Wingdings" w:hint="default"/>
+        <w:sz w:val="20"/>
+      </w:rPr>
+    </w:lvl>
+    <w:lvl w:ilvl="3" w:tentative="1">
+      <w:start w:val="1"/>
+      <w:numFmt w:val="bullet"/>
+      <w:lvlText w:val=""/>
+      <w:lvlJc w:val="left"/>
+      <w:pPr>
+        <w:tabs>
+          <w:tab w:val="num" w:pos="2880"/>
+        </w:tabs>
+        <w:ind w:left="2880" w:hanging="360"/>
+      </w:pPr>
+      <w:rPr>
+        <w:rFonts w:ascii="Wingdings" w:hAnsi="Wingdings" w:hint="default"/>
+        <w:sz w:val="20"/>
+      </w:rPr>
+    </w:lvl>
+    <w:lvl w:ilvl="4" w:tentative="1">
+      <w:start w:val="1"/>
+      <w:numFmt w:val="bullet"/>
+      <w:lvlText w:val=""/>
+      <w:lvlJc w:val="left"/>
+      <w:pPr>
+        <w:tabs>
+          <w:tab w:val="num" w:pos="3600"/>
+        </w:tabs>
+        <w:ind w:left="3600" w:hanging="360"/>
+      </w:pPr>
+      <w:rPr>
+        <w:rFonts w:ascii="Wingdings" w:hAnsi="Wingdings" w:hint="default"/>
+        <w:sz w:val="20"/>
+      </w:rPr>
+    </w:lvl>
+    <w:lvl w:ilvl="5" w:tentative="1">
+      <w:start w:val="1"/>
+      <w:numFmt w:val="bullet"/>
+      <w:lvlText w:val=""/>
+      <w:lvlJc w:val="left"/>
+      <w:pPr>
+        <w:tabs>
+          <w:tab w:val="num" w:pos="4320"/>
+        </w:tabs>
+        <w:ind w:left="4320" w:hanging="360"/>
+      </w:pPr>
+      <w:rPr>
+        <w:rFonts w:ascii="Wingdings" w:hAnsi="Wingdings" w:hint="default"/>
+        <w:sz w:val="20"/>
+      </w:rPr>
+    </w:lvl>
+    <w:lvl w:ilvl="6" w:tentative="1">
+      <w:start w:val="1"/>
+      <w:numFmt w:val="bullet"/>
+      <w:lvlText w:val=""/>
+      <w:lvlJc w:val="left"/>
+      <w:pPr>
+        <w:tabs>
+          <w:tab w:val="num" w:pos="5040"/>
+        </w:tabs>
+        <w:ind w:left="5040" w:hanging="360"/>
+      </w:pPr>
+      <w:rPr>
+        <w:rFonts w:ascii="Wingdings" w:hAnsi="Wingdings" w:hint="default"/>
+        <w:sz w:val="20"/>
+      </w:rPr>
+    </w:lvl>
+    <w:lvl w:ilvl="7" w:tentative="1">
+      <w:start w:val="1"/>
+      <w:numFmt w:val="bullet"/>
+      <w:lvlText w:val=""/>
+      <w:lvlJc w:val="left"/>
+      <w:pPr>
+        <w:tabs>
+          <w:tab w:val="num" w:pos="5760"/>
+        </w:tabs>
+        <w:ind w:left="5760" w:hanging="360"/>
+      </w:pPr>
+      <w:rPr>
+        <w:rFonts w:ascii="Wingdings" w:hAnsi="Wingdings" w:hint="default"/>
+        <w:sz w:val="20"/>
+      </w:rPr>
+    </w:lvl>
+    <w:lvl w:ilvl="8" w:tentative="1">
+      <w:start w:val="1"/>
+      <w:numFmt w:val="bullet"/>
+      <w:lvlText w:val=""/>
+      <w:lvlJc w:val="left"/>
+      <w:pPr>
+        <w:tabs>
+          <w:tab w:val="num" w:pos="6480"/>
+        </w:tabs>
+        <w:ind w:left="6480" w:hanging="360"/>
+      </w:pPr>
+      <w:rPr>
+        <w:rFonts w:ascii="Wingdings" w:hAnsi="Wingdings" w:hint="default"/>
+        <w:sz w:val="20"/>
+      </w:rPr>
+    </w:lvl>
+  </w:abstractNum>
   <w:num w:numId="1" w16cid:durableId="949508520">
-    <w:abstractNumId w:val="3"/>
+    <w:abstractNumId w:val="5"/>
   </w:num>
   <w:num w:numId="2" w16cid:durableId="366220780">
-    <w:abstractNumId w:val="4"/>
+    <w:abstractNumId w:val="7"/>
   </w:num>
   <w:num w:numId="3" w16cid:durableId="1364751614">
-    <w:abstractNumId w:val="2"/>
+    <w:abstractNumId w:val="4"/>
   </w:num>
   <w:num w:numId="4" w16cid:durableId="1469401653">
     <w:abstractNumId w:val="1"/>
   </w:num>
   <w:num w:numId="5" w16cid:durableId="1223830888">
     <w:abstractNumId w:val="0"/>
+  </w:num>
+  <w:num w:numId="6" w16cid:durableId="1816992790">
+    <w:abstractNumId w:val="6"/>
+  </w:num>
+  <w:num w:numId="7" w16cid:durableId="1474101715">
+    <w:abstractNumId w:val="3"/>
+  </w:num>
+  <w:num w:numId="8" w16cid:durableId="418723192">
+    <w:abstractNumId w:val="2"/>
+  </w:num>
+  <w:num w:numId="9" w16cid:durableId="1879467788">
+    <w:abstractNumId w:val="8"/>
   </w:num>
 </w:numbering>
 </file>
@@ -2357,7 +3883,6 @@
     <w:next w:val="Normal"/>
     <w:link w:val="Heading3Char"/>
     <w:uiPriority w:val="9"/>
-    <w:semiHidden/>
     <w:unhideWhenUsed/>
     <w:qFormat/>
     <w:rsid w:val="00626658"/>
@@ -2380,7 +3905,6 @@
     <w:next w:val="Normal"/>
     <w:link w:val="Heading4Char"/>
     <w:uiPriority w:val="9"/>
-    <w:semiHidden/>
     <w:unhideWhenUsed/>
     <w:qFormat/>
     <w:rsid w:val="00626658"/>
@@ -2565,7 +4089,6 @@
     <w:basedOn w:val="DefaultParagraphFont"/>
     <w:link w:val="Heading3"/>
     <w:uiPriority w:val="9"/>
-    <w:semiHidden/>
     <w:rsid w:val="00626658"/>
     <w:rPr>
       <w:caps/>
@@ -2578,7 +4101,6 @@
     <w:basedOn w:val="DefaultParagraphFont"/>
     <w:link w:val="Heading4"/>
     <w:uiPriority w:val="9"/>
-    <w:semiHidden/>
     <w:rsid w:val="00626658"/>
     <w:rPr>
       <w:caps/>
